--- a/docs/project_overview.docx
+++ b/docs/project_overview.docx
@@ -3559,7 +3559,7 @@
     </w:p>
     <w:p>
       <w:r>
-        <w:t>Green here means only that a current review_model finding either does not exist yet or has been fixed or dismissed — not that one has looked and found nothing. Step 6's gates were satisfied by construction: the same session wrote the model and the tests that pass against it, which is exactly the blind spot review_model exists to catch (Part 3, "The gates: what \"validated\" actually means"). completion_ip's own review history is real: round five filed six findings against it, all fixed or dismissed by name in decisions/completion_ip.md; a fresh reviewer with no memory of those fixes then filed one more against the result, dismissed by cross-reference to the finding it re-discovered. Nothing about steps 1–6 would have caught any of them.</w:t>
+        <w:t>Green here means only that a current review_model finding either does not exist yet or has been fixed or dismissed — not that one has looked and found nothing. Step 6's gates were satisfied by construction: the same session wrote the model and the tests that pass against it, which is exactly the blind spot review_model exists to catch (Part 3, "The gates: what \"validated\" actually means"). completion_ip's own review history is real: round five filed six findings against it, all fixed or dismissed by name in decisions/completion_ip.md; a fresh reviewer with no memory of those fixes then filed one more against the result (round six's M36), dismissed by cross-reference to the finding it re-discovered. A third independent round (eleven) found the exact same gap yet again (M37), dismissed the same way — three separate reviewers, none aware of the others' work, landing on the same real, deliberately-unclosed gap. Nothing about steps 1–6 would have caught any of them.</w:t>
       </w:r>
     </w:p>
     <w:p>
@@ -3577,7 +3577,7 @@
     </w:p>
     <w:p>
       <w:r>
-        <w:t>As of 2026-09-12: two review_model rounds have run against both IPs. Round five filed 12 findings and round six filed 3 more against the result; all 15 are now fixed or dismissed by name in decisions/&lt;ip&gt;.md. python tools/run_ci.py runs all nine repo-wide gates in about a minute, and the pre-push hook runs it before anything leaves the machine — a fresh review_model pass is the one gate still owed at any given moment, since fixing a finding is what marks its review stale in the first place.</w:t>
+        <w:t>As of 2026-09-13: arbitration_ip has been through review_model rounds five through ten, and completion_ip through rounds five, six, and eleven. Every finding any of these rounds filed is fixed or dismissed by name in decisions/&lt;ip&gt;.md, and both IPs' latest reviews are current — not stale — as of this writing. python tools/run_ci.py runs all nine repo-wide gates in about a minute, and the pre-push hook runs it before anything leaves the machine; fixing a finding is what marks its own review stale again, so that gate is only ever owed right after a fix lands, not as a standing debt.</w:t>
       </w:r>
     </w:p>
     <w:p>
@@ -3680,7 +3680,7 @@
     </w:p>
     <w:p>
       <w:r>
-        <w:t>review_model is a different story: both IPs have real review history now. reviews/arbitration_ip.model.findings.yaml and reviews/completion_ip.model.findings.yaml each carry a round-six pass — run as an isolated agent with no memory of the fixes that had just closed round five, and no access to decisions/*.md or round five's findings — and every finding either review filed, across both rounds, is fixed or dismissed by name in decisions/&lt;ip&gt;.md. That is not the same claim as "these models are faithful": an empty findings list, or a fully-resolved one, records that a reviewer looked and reported nothing further, which is a weaker claim than "faithful" and must never be read as the stronger one. It is, at least, the opposite of the earlier state this section used to describe — before round five, decisions/ and reviews/ held only their READMEs, and nobody had looked at all.</w:t>
+        <w:t>review_model is a different story: both IPs have real review history now. reviews/arbitration_ip.model.findings.yaml carries round ten's pass and reviews/completion_ip.model.findings.yaml carries round eleven's — arbitration_ip has been through six independent rounds since round five (five through ten), completion_ip three (five, six, eleven), each run as an isolated agent with no memory of the session that had just fixed the round before it, and no access to decisions/*.md or any prior round's findings. Every finding any of these rounds filed is fixed or dismissed by name in decisions/&lt;ip&gt;.md. That is not the same claim as "these models are faithful": an empty findings list, or a fully-resolved one, records that a reviewer looked and reported nothing further, which is a weaker claim than "faithful" and must never be read as the stronger one. It is, at least, the opposite of the earlier state this section used to describe — before round five, decisions/ and reviews/ held only their READMEs, and nobody had looked at all.</w:t>
       </w:r>
     </w:p>
     <w:p>

--- a/docs/project_overview.docx
+++ b/docs/project_overview.docx
@@ -1706,7 +1706,7 @@
     </w:p>
     <w:p>
       <w:r>
-        <w:t>Beyond those, run_ci.py runs four further checks that are deliberately not pipeline stages — they guard artifacts the pipeline produces rather than steps it runs, so they have no place in the per-IP stage sequence, but a push that breaks one is exactly as broken as a failing test: check_model_provenance.py (every model still matches the template revision it was last amended against), check_dld_normalization.py (every normalized DLD is still faithful to its author source, and human-stamped), check_overview_sync.py (this Word document has not drifted from project_overview.md), and check_review_findings.py (every finding either review stage has filed — review_normalization or review_model — is fixed or dismissed by name in decisions\&lt;ip&gt;.md). Nine gates in total; python tools\run_ci.py --list prints all of them with their commands.</w:t>
+        <w:t>Beyond those, run_ci.py runs five further checks that are deliberately not pipeline stages — they guard artifacts the pipeline produces rather than steps it runs, so they have no place in the per-IP stage sequence, but a push that breaks one is exactly as broken as a failing test: check_model_provenance.py (every model still matches the template revision it was last amended against), check_dld_normalization.py (every normalized DLD is still faithful to its author source, and human-stamped), check_overview_sync.py (this Word document has not drifted from project_overview.md), check_review_findings.py (every finding either review stage has filed — review_normalization or review_model — is fixed or dismissed by name in decisions\&lt;ip&gt;.md), and report_review_status.py --check (the generated review-status block below is still what reviews/.findings.yaml and decisions/.md actually say). Ten gates in total; python tools\run_ci.py --list prints all of them with their commands.</w:t>
       </w:r>
     </w:p>
     <w:p>
@@ -3577,7 +3577,182 @@
     </w:p>
     <w:p>
       <w:r>
-        <w:t>As of 2026-09-13: arbitration_ip has been through review_model rounds five through ten, and completion_ip through rounds five, six, and eleven. Every finding any of these rounds filed is fixed or dismissed by name in decisions/&lt;ip&gt;.md, and both IPs' latest reviews are current — not stale — as of this writing. python tools/run_ci.py runs all nine repo-wide gates in about a minute, and the pre-push hook runs it before anything leaves the machine; fixing a finding is what marks its own review stale again, so that gate is only ever owed right after a fix lands, not as a standing debt.</w:t>
+        <w:t>python tools/run_ci.py runs all ten repo-wide gates in about a minute, and the pre-push hook runs it before anything leaves the machine. The block below is generated by python tools/report_review_status.py --write — never edit it by hand, and python tools/report_review_status.py --check (an EXTRA_CHECKS gate in run_ci.py) fails the moment it drifts from reviews/.findings.yaml and decisions/.md. It deliberately doesn't claim a round count or a lifetime finding total: a fixed finding leaves no durable trace once the code changes (that's what makes its review stale), so only what the current repo state can actually support is stated here.</w:t>
+      </w:r>
+    </w:p>
+    <w:p>
+      <w:r>
+        <w:t>&lt;!-- AUTOGEN:review-status:start (generated by python tools/report_review_status.py --write; do not hand-edit) --&gt;</w:t>
+      </w:r>
+    </w:p>
+    <w:tbl>
+      <w:tblPr>
+        <w:tblStyle w:val="TableGrid"/>
+        <w:tblW w:type="auto" w:w="0"/>
+        <w:tblLook w:firstColumn="1" w:firstRow="1" w:lastColumn="0" w:lastRow="0" w:noHBand="0" w:noVBand="1" w:val="04A0"/>
+      </w:tblPr>
+      <w:tblGrid>
+        <w:gridCol w:w="2340"/>
+        <w:gridCol w:w="2340"/>
+        <w:gridCol w:w="2340"/>
+        <w:gridCol w:w="2340"/>
+      </w:tblGrid>
+      <w:tr>
+        <w:tc>
+          <w:tcPr>
+            <w:tcW w:type="dxa" w:w="2340"/>
+          </w:tcPr>
+          <w:p>
+            <w:r>
+              <w:t>IP</w:t>
+            </w:r>
+          </w:p>
+        </w:tc>
+        <w:tc>
+          <w:tcPr>
+            <w:tcW w:type="dxa" w:w="2340"/>
+          </w:tcPr>
+          <w:p>
+            <w:r>
+              <w:t>Kind</w:t>
+            </w:r>
+          </w:p>
+        </w:tc>
+        <w:tc>
+          <w:tcPr>
+            <w:tcW w:type="dxa" w:w="2340"/>
+          </w:tcPr>
+          <w:p>
+            <w:r>
+              <w:t>Review status</w:t>
+            </w:r>
+          </w:p>
+        </w:tc>
+        <w:tc>
+          <w:tcPr>
+            <w:tcW w:type="dxa" w:w="2340"/>
+          </w:tcPr>
+          <w:p>
+            <w:r>
+              <w:t>This round's findings</w:t>
+            </w:r>
+          </w:p>
+        </w:tc>
+      </w:tr>
+      <w:tr>
+        <w:tc>
+          <w:tcPr>
+            <w:tcW w:type="dxa" w:w="2340"/>
+          </w:tcPr>
+          <w:p>
+            <w:r>
+              <w:t>arbitration_ip</w:t>
+            </w:r>
+          </w:p>
+        </w:tc>
+        <w:tc>
+          <w:tcPr>
+            <w:tcW w:type="dxa" w:w="2340"/>
+          </w:tcPr>
+          <w:p>
+            <w:r>
+              <w:t>model</w:t>
+            </w:r>
+          </w:p>
+        </w:tc>
+        <w:tc>
+          <w:tcPr>
+            <w:tcW w:type="dxa" w:w="2340"/>
+          </w:tcPr>
+          <w:p>
+            <w:r>
+              <w:t>stale — test_arbitration_ip.py changed since this review; a fresh round is owed</w:t>
+            </w:r>
+          </w:p>
+        </w:tc>
+        <w:tc>
+          <w:tcPr>
+            <w:tcW w:type="dxa" w:w="2340"/>
+          </w:tcPr>
+          <w:p>
+            <w:r>
+              <w:t>M42 (superseded)</w:t>
+            </w:r>
+          </w:p>
+        </w:tc>
+      </w:tr>
+      <w:tr>
+        <w:tc>
+          <w:tcPr>
+            <w:tcW w:type="dxa" w:w="2340"/>
+          </w:tcPr>
+          <w:p>
+            <w:r>
+              <w:t>completion_ip</w:t>
+            </w:r>
+          </w:p>
+        </w:tc>
+        <w:tc>
+          <w:tcPr>
+            <w:tcW w:type="dxa" w:w="2340"/>
+          </w:tcPr>
+          <w:p>
+            <w:r>
+              <w:t>model</w:t>
+            </w:r>
+          </w:p>
+        </w:tc>
+        <w:tc>
+          <w:tcPr>
+            <w:tcW w:type="dxa" w:w="2340"/>
+          </w:tcPr>
+          <w:p>
+            <w:r>
+              <w:t>current</w:t>
+            </w:r>
+          </w:p>
+        </w:tc>
+        <w:tc>
+          <w:tcPr>
+            <w:tcW w:type="dxa" w:w="2340"/>
+          </w:tcPr>
+          <w:p>
+            <w:r>
+              <w:t>M37 (dismissed)</w:t>
+            </w:r>
+          </w:p>
+        </w:tc>
+      </w:tr>
+    </w:tbl>
+    <w:p>
+      <w:r>
+        <w:t>No normalization review has been run against either live IP yet.</w:t>
+      </w:r>
+    </w:p>
+    <w:p>
+      <w:r>
+        <w:t>Findings dismissed by name to date, from decisions/&lt;ip&gt;.md:</w:t>
+      </w:r>
+    </w:p>
+    <w:p>
+      <w:pPr>
+        <w:pStyle w:val="ListBullet"/>
+      </w:pPr>
+      <w:r>
+        <w:t>arbitration_ip: M28, M30</w:t>
+      </w:r>
+    </w:p>
+    <w:p>
+      <w:pPr>
+        <w:pStyle w:val="ListBullet"/>
+      </w:pPr>
+      <w:r>
+        <w:t>completion_ip: M15, M33, M36, M37</w:t>
+      </w:r>
+    </w:p>
+    <w:p>
+      <w:r>
+        <w:t>&lt;!-- AUTOGEN:review-status:end --&gt;</w:t>
       </w:r>
     </w:p>
     <w:p>

--- a/docs/project_overview.docx
+++ b/docs/project_overview.docx
@@ -2094,7 +2094,7 @@
     </w:p>
     <w:p>
       <w:r>
-        <w:t>The repository currently contains no subsystems. The template section, the schema and the wiring checker are all here and all work; what is missing is anything for the checker to examine, so the wiring stage inside validate_dld_flow.py passes by having no subjects. Its ability to reject bad wiring is kept honest by a synthetic subsystem the test suite builds in a temporary directory, precisely so that proof does not depend on a particular IP existing.</w:t>
+        <w:t>storage_pipeline_subsystem is a real, live subsystem composing arbitration_ip and completion_ip: a host submits a command once, to the subsystem, and three glue processes (intake_bridge, dispatch_bridge, backpressure_monitor) forward it into arbitration_ip, forward what arbitration_ip issues into completion_ip, and mirror completion_ip's pending backlog back into arbitration_ip's issue readiness. It went through the same DLD → template → model → tests pipeline as either member IP — see dlds/storage_pipeline_subsystem_dld.md — and check_subsystem_wiring.py checks it on every run, not a fixture built to resemble one. Its ability to reject bad wiring is still also kept honest by a synthetic subsystem the test suite builds in a temporary directory, so that half of the proof does not depend on any one real subsystem's specific shape.</w:t>
       </w:r>
     </w:p>
     <w:p>
@@ -3760,7 +3760,7 @@
         <w:pStyle w:val="Heading2"/>
       </w:pPr>
       <w:r>
-        <w:t>Modeled IPs (2)</w:t>
+        <w:t>Modeled IPs (3)</w:t>
       </w:r>
     </w:p>
     <w:tbl>
@@ -3835,6 +3835,28 @@
           <w:p>
             <w:r>
               <w:t>Command completion scheduling with per-tenant QoS tokens, window-based refill, output backpressure.</w:t>
+            </w:r>
+          </w:p>
+        </w:tc>
+      </w:tr>
+      <w:tr>
+        <w:tc>
+          <w:tcPr>
+            <w:tcW w:type="dxa" w:w="4680"/>
+          </w:tcPr>
+          <w:p>
+            <w:r>
+              <w:t>storage_pipeline_subsystem</w:t>
+            </w:r>
+          </w:p>
+        </w:tc>
+        <w:tc>
+          <w:tcPr>
+            <w:tcW w:type="dxa" w:w="4680"/>
+          </w:tcPr>
+          <w:p>
+            <w:r>
+              <w:t>Composes the two above: forwards a submitted command into arbitration_ip, forwards what it issues into completion_ip, and mirrors completion_ip's backlog back into arbitration_ip's issue readiness.</w:t>
             </w:r>
           </w:p>
         </w:tc>

--- a/docs/project_overview.docx
+++ b/docs/project_overview.docx
@@ -76,6 +76,11 @@
     <w:p>
       <w:r>
         <w:t>&gt; You write a design document for your hardware IP block; this system turns it &gt; into a runnable performance model (Python/SimPy) and a unit test &gt; suite — with automated checks at every step so nothing is invented or &gt; lost along the way.</w:t>
+      </w:r>
+    </w:p>
+    <w:p>
+      <w:r>
+        <w:t>"IP block" here means something specific: a transaction-level, discrete-event digital block described in FSMs, interfaces, and queues, whose behavior is meaningfully stated in clock cycles — an arbiter, a scheduler, a DMA engine, a protocol controller, a timer, a mailbox, or (as storage_pipeline_subsystem shows) several of those wired together. It is not aimed at analog/mixed-signal behavior, power/thermal modeling, DFT, or RTL/gate-level correctness; the output is a performance and functional model, not a synthesizable design.</w:t>
       </w:r>
     </w:p>
     <w:p>
@@ -346,12 +351,12 @@
     </w:p>
     <w:p>
       <w:r>
-        <w:t># 1. Add your document (markdown or .docx both work)</w:t>
-      </w:r>
-    </w:p>
-    <w:p>
-      <w:r>
-        <w:t>copy my_ip_dld.md dlds\</w:t>
+        <w:t># 1. Add your document (markdown or .docx both work) into dlds/</w:t>
+      </w:r>
+    </w:p>
+    <w:p>
+      <w:r>
+        <w:t>#    -- e.g. `cp my_ip_dld.md dlds/` or your OS's file manager</w:t>
       </w:r>
     </w:p>
     <w:p/>
@@ -362,7 +367,7 @@
     </w:p>
     <w:p>
       <w:r>
-        <w:t>python tools\auto_ip_pipeline.py</w:t>
+        <w:t>python tools/auto_ip_pipeline.py</w:t>
       </w:r>
     </w:p>
     <w:p>
@@ -398,12 +403,12 @@
     </w:p>
     <w:p>
       <w:r>
-        <w:t xml:space="preserve">  python tools\auto_ip_pipeline.py --agent codex        # named profile from the harness YAML</w:t>
-      </w:r>
-    </w:p>
-    <w:p>
-      <w:r>
-        <w:t xml:space="preserve">  python tools\auto_ip_pipeline.py --agent-cmd "my-agent --auto"   # any raw command</w:t>
+        <w:t xml:space="preserve">  python tools/auto_ip_pipeline.py --agent codex        # named profile from the harness YAML</w:t>
+      </w:r>
+    </w:p>
+    <w:p>
+      <w:r>
+        <w:t xml:space="preserve">  python tools/auto_ip_pipeline.py --agent-cmd "my-agent --auto"   # any raw command</w:t>
       </w:r>
     </w:p>
     <w:p>
@@ -518,7 +523,7 @@
     </w:p>
     <w:p>
       <w:r>
-        <w:t xml:space="preserve">   python tools\dld_to_template.py dlds\&lt;ip&gt;_dld.md</w:t>
+        <w:t xml:space="preserve">   python tools/dld_to_template.py dlds/&lt;ip&gt;_dld.md</w:t>
       </w:r>
     </w:p>
     <w:p>
@@ -544,12 +549,12 @@
     </w:p>
     <w:p>
       <w:r>
-        <w:t xml:space="preserve">   python tools\check_template_coverage.py templates\&lt;ip&gt;.template.draft.yaml dlds\&lt;ip&gt;_dld.md --strict</w:t>
-      </w:r>
-    </w:p>
-    <w:p>
-      <w:r>
-        <w:t xml:space="preserve">   python tools\template_lint.py templates\&lt;ip&gt;.template.yaml</w:t>
+        <w:t xml:space="preserve">   python tools/check_template_coverage.py templates/&lt;ip&gt;.template.draft.yaml dlds/&lt;ip&gt;_dld.md --strict</w:t>
+      </w:r>
+    </w:p>
+    <w:p>
+      <w:r>
+        <w:t xml:space="preserve">   python tools/template_lint.py templates/&lt;ip&gt;.template.yaml</w:t>
       </w:r>
     </w:p>
     <w:p>
@@ -567,7 +572,7 @@
     </w:p>
     <w:p>
       <w:r>
-        <w:t xml:space="preserve">   python tools\generate_model_scaffold.py templates\&lt;ip&gt;.template.yaml --output-dir src\ip_model_automation</w:t>
+        <w:t xml:space="preserve">   python tools/generate_model_scaffold.py templates/&lt;ip&gt;.template.yaml --output-dir src/ip_model_automation</w:t>
       </w:r>
     </w:p>
     <w:p>
@@ -593,7 +598,7 @@
     </w:p>
     <w:p>
       <w:r>
-        <w:t xml:space="preserve">   python tools\validate_dld_flow.py</w:t>
+        <w:t xml:space="preserve">   python tools/validate_dld_flow.py</w:t>
       </w:r>
     </w:p>
     <w:p>
@@ -802,12 +807,12 @@
     </w:p>
     <w:p>
       <w:r>
-        <w:t>python tools\check_dld_normalization.py &lt;ip&gt;            # the mechanical half</w:t>
-      </w:r>
-    </w:p>
-    <w:p>
-      <w:r>
-        <w:t>python tools\check_dld_normalization.py --stamp &lt;ip&gt;    # "I read the diff; the meaning survived"</w:t>
+        <w:t>python tools/check_dld_normalization.py &lt;ip&gt;            # the mechanical half</w:t>
+      </w:r>
+    </w:p>
+    <w:p>
+      <w:r>
+        <w:t>python tools/check_dld_normalization.py --stamp &lt;ip&gt;    # "I read the diff; the meaning survived"</w:t>
       </w:r>
     </w:p>
     <w:p>
@@ -1434,7 +1439,7 @@
     </w:p>
     <w:p>
       <w:r>
-        <w:t>$env:PYTHONPATH="$PWD\src"</w:t>
+        <w:t>$env:PYTHONPATH="$PWD/src"</w:t>
       </w:r>
     </w:p>
     <w:p>
@@ -1576,12 +1581,12 @@
     </w:p>
     <w:p>
       <w:r>
-        <w:t>python tools\check_code_style.py          # check — what the pipeline runs</w:t>
-      </w:r>
-    </w:p>
-    <w:p>
-      <w:r>
-        <w:t>python tools\check_code_style.py --fix    # apply auto-fixes and reformat</w:t>
+        <w:t>python tools/check_code_style.py          # check — what the pipeline runs</w:t>
+      </w:r>
+    </w:p>
+    <w:p>
+      <w:r>
+        <w:t>python tools/check_code_style.py --fix    # apply auto-fixes and reformat</w:t>
       </w:r>
     </w:p>
     <w:p>
@@ -1676,7 +1681,7 @@
     </w:p>
     <w:p>
       <w:r>
-        <w:t>One command — python tools\validate_dld_flow.py — runs the front-end gate for every DLD in the repo (template exists, lints, covers its DLD), then the model/test flow, and regenerates the readable template docs. A single green result proves the whole repo is consistent.</w:t>
+        <w:t>One command — python tools/validate_dld_flow.py — runs the front-end gate for every DLD in the repo (template exists, lints, covers its DLD), then the model/test flow, and regenerates the readable template docs. A single green result proves the whole repo is consistent.</w:t>
       </w:r>
     </w:p>
     <w:p>
@@ -1686,12 +1691,12 @@
     </w:p>
     <w:p>
       <w:r>
-        <w:t>python tools\run_ci.py                 # about a minute</w:t>
-      </w:r>
-    </w:p>
-    <w:p>
-      <w:r>
-        <w:t>python tools\run_ci.py --install-hook  # once per clone: run it before every push</w:t>
+        <w:t>python tools/run_ci.py                 # about a minute</w:t>
+      </w:r>
+    </w:p>
+    <w:p>
+      <w:r>
+        <w:t>python tools/run_ci.py --install-hook  # once per clone: run it before every push</w:t>
       </w:r>
     </w:p>
     <w:p>
@@ -1701,12 +1706,12 @@
     </w:p>
     <w:p>
       <w:r>
-        <w:t>Two more repo-wide hard gates run in the automated pipeline alongside the chain above: python tools\check_code_style.py (ruff lint + format — the coding style guide's mechanical half) and python tools\run_code_coverage.py --fail-under 95 --fail-under-file 95 — code coverage, which model lines the unit tests actually execute (coverage.py, table + optional --html report in reports\code_coverage\), enforced at 95%+ both in total and per model file.</w:t>
-      </w:r>
-    </w:p>
-    <w:p>
-      <w:r>
-        <w:t>Beyond those, run_ci.py runs five further checks that are deliberately not pipeline stages — they guard artifacts the pipeline produces rather than steps it runs, so they have no place in the per-IP stage sequence, but a push that breaks one is exactly as broken as a failing test: check_model_provenance.py (every model still matches the template revision it was last amended against), check_dld_normalization.py (every normalized DLD is still faithful to its author source, and human-stamped), check_overview_sync.py (this Word document has not drifted from project_overview.md), check_review_findings.py (every finding either review stage has filed — review_normalization or review_model — is fixed or dismissed by name in decisions\&lt;ip&gt;.md), and report_review_status.py --check (the generated review-status block below is still what reviews/.findings.yaml and decisions/.md actually say). Ten gates in total; python tools\run_ci.py --list prints all of them with their commands.</w:t>
+        <w:t>Two more repo-wide hard gates run in the automated pipeline alongside the chain above: python tools/check_code_style.py (ruff lint + format — the coding style guide's mechanical half) and python tools/run_code_coverage.py --fail-under 95 --fail-under-file 95 — code coverage, which model lines the unit tests actually execute (coverage.py, table + optional --html report in reports/code_coverage/), enforced at 95%+ both in total and per model file.</w:t>
+      </w:r>
+    </w:p>
+    <w:p>
+      <w:r>
+        <w:t>Beyond those, run_ci.py runs five further checks that are deliberately not pipeline stages — they guard artifacts the pipeline produces rather than steps it runs, so they have no place in the per-IP stage sequence, but a push that breaks one is exactly as broken as a failing test: check_model_provenance.py (every model still matches the template revision it was last amended against), check_dld_normalization.py (every normalized DLD is still faithful to its author source, and human-stamped), check_overview_sync.py (this Word document has not drifted from project_overview.md), check_review_findings.py (every finding either review stage has filed — review_normalization or review_model — is fixed or dismissed by name in decisions/&lt;ip&gt;.md), and report_review_status.py --check (the generated review-status block below is still what reviews/.findings.yaml and decisions/.md actually say). Ten gates in total; python tools/run_ci.py --list prints all of them with their commands.</w:t>
       </w:r>
     </w:p>
     <w:p>
@@ -2673,22 +2678,22 @@
     </w:p>
     <w:p>
       <w:r>
-        <w:t>python tools\dld_to_template.py dlds\completion_ip_dld.md</w:t>
-      </w:r>
-    </w:p>
-    <w:p>
-      <w:r>
-        <w:t>wrote draft:  templates\completion_ip.template.draft.yaml</w:t>
-      </w:r>
-    </w:p>
-    <w:p>
-      <w:r>
-        <w:t>wrote report: reports\completion_ip.gaps.md</w:t>
-      </w:r>
-    </w:p>
-    <w:p>
-      <w:r>
-        <w:t>wrote doc:    reports\template_docs\completion_ip.template.draft.html</w:t>
+        <w:t>python tools/dld_to_template.py dlds/completion_ip_dld.md</w:t>
+      </w:r>
+    </w:p>
+    <w:p>
+      <w:r>
+        <w:t>wrote draft:  templates/completion_ip.template.draft.yaml</w:t>
+      </w:r>
+    </w:p>
+    <w:p>
+      <w:r>
+        <w:t>wrote report: reports/completion_ip.gaps.md</w:t>
+      </w:r>
+    </w:p>
+    <w:p>
+      <w:r>
+        <w:t>wrote doc:    reports/template_docs/completion_ip.template.draft.html</w:t>
       </w:r>
     </w:p>
     <w:p>
@@ -2901,12 +2906,12 @@
     </w:p>
     <w:p>
       <w:r>
-        <w:t>python tools\check_template_coverage.py templates\completion_ip.template.draft.yaml dlds\completion_ip_dld.md --strict</w:t>
-      </w:r>
-    </w:p>
-    <w:p>
-      <w:r>
-        <w:t>python tools\template_lint.py templates\completion_ip.template.yaml</w:t>
+        <w:t>python tools/check_template_coverage.py templates/completion_ip.template.draft.yaml dlds/completion_ip_dld.md --strict</w:t>
+      </w:r>
+    </w:p>
+    <w:p>
+      <w:r>
+        <w:t>python tools/template_lint.py templates/completion_ip.template.yaml</w:t>
       </w:r>
     </w:p>
     <w:p>
@@ -2954,7 +2959,7 @@
     </w:p>
     <w:p>
       <w:r>
-        <w:t>python tools\generate_model_scaffold.py templates\completion_ip.template.yaml --output-dir src\ip_model_automation</w:t>
+        <w:t>python tools/generate_model_scaffold.py templates/completion_ip.template.yaml --output-dir src/ip_model_automation</w:t>
       </w:r>
     </w:p>
     <w:p>
@@ -3221,7 +3226,7 @@
     </w:p>
     <w:p>
       <w:r>
-        <w:t>python tools\validate_dld_flow.py</w:t>
+        <w:t>python tools/validate_dld_flow.py</w:t>
       </w:r>
     </w:p>
     <w:p>
@@ -3554,17 +3559,17 @@
     </w:p>
     <w:p>
       <w:r>
-        <w:t>python tools\check_review_findings.py completion_ip --require model</w:t>
-      </w:r>
-    </w:p>
-    <w:p>
-      <w:r>
-        <w:t>Green here means only that a current review_model finding either does not exist yet or has been fixed or dismissed — not that one has looked and found nothing. Step 6's gates were satisfied by construction: the same session wrote the model and the tests that pass against it, which is exactly the blind spot review_model exists to catch (Part 3, "The gates: what \"validated\" actually means"). completion_ip's own review history is real: round five filed six findings against it, all fixed or dismissed by name in decisions/completion_ip.md; a fresh reviewer with no memory of those fixes then filed one more against the result (round six's M36), dismissed by cross-reference to the finding it re-discovered. A third independent round (eleven) found the exact same gap yet again (M37), dismissed the same way — three separate reviewers, none aware of the others' work, landing on the same real, deliberately-unclosed gap. Nothing about steps 1–6 would have caught any of them.</w:t>
-      </w:r>
-    </w:p>
-    <w:p>
-      <w:r>
-        <w:t>One footnote: this walkthrough shows the manual, stage-by-stage path so each artifact is visible. Today the automated runner does all of it from the DLD drop onward — python tools\auto_ip_pipeline.py (Part 3).</w:t>
+        <w:t>python tools/check_review_findings.py completion_ip --require model</w:t>
+      </w:r>
+    </w:p>
+    <w:p>
+      <w:r>
+        <w:t>Green here means only that a current review_model finding either does not exist yet or has been fixed or dismissed — not that one has looked and found nothing. Step 6's gates were satisfied by construction: the same session wrote the model and the tests that pass against it, which is exactly the blind spot review_model exists to catch (Part 3, "The gates: what /"validated/" actually means"). completion_ip's own review history is real: round five filed six findings against it, all fixed or dismissed by name in decisions/completion_ip.md; a fresh reviewer with no memory of those fixes then filed one more against the result (round six's M36), dismissed by cross-reference to the finding it re-discovered. A third independent round (eleven) found the exact same gap yet again (M37), dismissed the same way — three separate reviewers, none aware of the others' work, landing on the same real, deliberately-unclosed gap. Nothing about steps 1–6 would have caught any of them.</w:t>
+      </w:r>
+    </w:p>
+    <w:p>
+      <w:r>
+        <w:t>One footnote: this walkthrough shows the manual, stage-by-stage path so each artifact is visible. Today the automated runner does all of it from the DLD drop onward — python tools/auto_ip_pipeline.py (Part 3).</w:t>
       </w:r>
     </w:p>
     <w:p>

--- a/docs/project_overview.docx
+++ b/docs/project_overview.docx
@@ -1915,70 +1915,15 @@
     </w:p>
     <w:p>
       <w:pPr>
-        <w:pStyle w:val="Heading2"/>
+        <w:pStyle w:val="ListBullet"/>
       </w:pPr>
       <w:r>
-        <w:t>Editing a DLD without rewriting the model</w:t>
-      </w:r>
-    </w:p>
-    <w:p>
-      <w:r>
-        <w:t>When a DLD changes, you rarely want to regenerate the whole model and tests from scratch — you want the minimal edits that match what actually changed. The key insight: don't diff the DLD (prose — noisy, reworded, reordered), diff the template. Because the template is the normalized source of truth, two revisions of it produce a clean, typed change list that maps almost one-to-one to model and test edit sites.</w:t>
-      </w:r>
-    </w:p>
-    <w:p>
-      <w:r>
-        <w:t>flowchart LR</w:t>
-      </w:r>
-    </w:p>
-    <w:p>
-      <w:r>
-        <w:t xml:space="preserve">    EDIT["edit DLD"] --&gt; RETPL["re-extract →&lt;br/&gt;new template"]</w:t>
-      </w:r>
-    </w:p>
-    <w:p>
-      <w:r>
-        <w:t xml:space="preserve">    OLD["previous template&lt;br/&gt;(git history)"] --&gt; DIFF</w:t>
-      </w:r>
-    </w:p>
-    <w:p>
-      <w:r>
-        <w:t xml:space="preserve">    RETPL --&gt; DIFF["diff_template.py&lt;br/&gt;structured, typed delta"]</w:t>
-      </w:r>
-    </w:p>
-    <w:p>
-      <w:r>
-        <w:t xml:space="preserve">    DIFF --&gt; PROMPT["amend prompt:&lt;br/&gt;model + tests + delta"]</w:t>
-      </w:r>
-    </w:p>
-    <w:p>
-      <w:r>
-        <w:t xml:space="preserve">    PROMPT --&gt; AGENT["agent edits in place&lt;br/&gt;(minimal changes)"]</w:t>
-      </w:r>
-    </w:p>
-    <w:p>
-      <w:r>
-        <w:t xml:space="preserve">    AGENT --&gt; GATE["gates: lint · timing ·&lt;br/&gt;tests · coverage"]</w:t>
-      </w:r>
-    </w:p>
-    <w:p>
-      <w:r>
-        <w:t xml:space="preserve">    GATE --&gt; STAMP["re-stamp baseline&lt;br/&gt;(check_model_provenance.py)"]</w:t>
-      </w:r>
-    </w:p>
-    <w:p>
-      <w:r>
-        <w:t xml:space="preserve">    classDef gate fill:#fff4e5,stroke:#f5a623;</w:t>
-      </w:r>
-    </w:p>
-    <w:p>
-      <w:r>
-        <w:t xml:space="preserve">    class GATE gate;</w:t>
-      </w:r>
-    </w:p>
-    <w:p>
-      <w:r>
-        <w:t>Three pieces make this work, and they reuse what already exists:</w:t>
+        <w:t>See the cost before spending anything: --dry-run runs every gate for</w:t>
+      </w:r>
+    </w:p>
+    <w:p>
+      <w:r>
+        <w:t>real (gates are read-only checks, so this is the true current answer, not a guess) and reports the first stage each changed IP would need an agent for and how many attempts it could take, without dispatching a single agent or touching reports/.dld_pipeline_state.json.</w:t>
       </w:r>
     </w:p>
     <w:p>
@@ -1986,12 +1931,80 @@
         <w:pStyle w:val="ListBullet"/>
       </w:pPr>
       <w:r>
-        <w:t>tools/diff_template.py computes the structured delta between two</w:t>
-      </w:r>
-    </w:p>
-    <w:p>
-      <w:r>
-        <w:t>templates and tags every change with a blast radius — SURGICAL (a localized value or addition: a queue depth, a timing number, a new scenario) or STRUCTURAL (a topology change: an FSM, state, interface, or command added/removed, which may cascade). A single structural change escalates the whole delta so the implementer knows to review before editing surgically. --amend-prompt wraps the delta into a ready-to-send instruction: "here is the current model and tests, here is exactly what changed — make the minimal corresponding edits, do not rewrite."</w:t>
+        <w:t>An unattended run is guarded on two sides: --gate-timeout /</w:t>
+      </w:r>
+    </w:p>
+    <w:p>
+      <w:r>
+        <w:t>--agent-timeout kill a hung tool stage or a wedged agent CLI instead of blocking the run forever (defaults 300s / 1800s), and a per-checkout lock file (reports/.auto_ip_pipeline.lock) refuses a second concurrent run rather than letting two runs race on the same pipeline state and generated files — --force-lock overrides a lock that is actually stale.</w:t>
+      </w:r>
+    </w:p>
+    <w:p>
+      <w:pPr>
+        <w:pStyle w:val="Heading2"/>
+      </w:pPr>
+      <w:r>
+        <w:t>Editing a DLD without rewriting the model</w:t>
+      </w:r>
+    </w:p>
+    <w:p>
+      <w:r>
+        <w:t>When a DLD changes, you rarely want to regenerate the whole model and tests from scratch — you want the minimal edits that match what actually changed. The key insight: don't diff the DLD (prose — noisy, reworded, reordered), diff the template. Because the template is the normalized source of truth, two revisions of it produce a clean, typed change list that maps almost one-to-one to model and test edit sites.</w:t>
+      </w:r>
+    </w:p>
+    <w:p>
+      <w:r>
+        <w:t>flowchart LR</w:t>
+      </w:r>
+    </w:p>
+    <w:p>
+      <w:r>
+        <w:t xml:space="preserve">    EDIT["edit DLD"] --&gt; RETPL["re-extract →&lt;br/&gt;new template"]</w:t>
+      </w:r>
+    </w:p>
+    <w:p>
+      <w:r>
+        <w:t xml:space="preserve">    OLD["previous template&lt;br/&gt;(git history)"] --&gt; DIFF</w:t>
+      </w:r>
+    </w:p>
+    <w:p>
+      <w:r>
+        <w:t xml:space="preserve">    RETPL --&gt; DIFF["diff_template.py&lt;br/&gt;structured, typed delta"]</w:t>
+      </w:r>
+    </w:p>
+    <w:p>
+      <w:r>
+        <w:t xml:space="preserve">    DIFF --&gt; PROMPT["amend prompt:&lt;br/&gt;model + tests + delta"]</w:t>
+      </w:r>
+    </w:p>
+    <w:p>
+      <w:r>
+        <w:t xml:space="preserve">    PROMPT --&gt; AGENT["agent edits in place&lt;br/&gt;(minimal changes)"]</w:t>
+      </w:r>
+    </w:p>
+    <w:p>
+      <w:r>
+        <w:t xml:space="preserve">    AGENT --&gt; GATE["gates: lint · timing ·&lt;br/&gt;tests · coverage"]</w:t>
+      </w:r>
+    </w:p>
+    <w:p>
+      <w:r>
+        <w:t xml:space="preserve">    GATE --&gt; STAMP["re-stamp baseline&lt;br/&gt;(check_model_provenance.py)"]</w:t>
+      </w:r>
+    </w:p>
+    <w:p>
+      <w:r>
+        <w:t xml:space="preserve">    classDef gate fill:#fff4e5,stroke:#f5a623;</w:t>
+      </w:r>
+    </w:p>
+    <w:p>
+      <w:r>
+        <w:t xml:space="preserve">    class GATE gate;</w:t>
+      </w:r>
+    </w:p>
+    <w:p>
+      <w:r>
+        <w:t>Three pieces make this work, and they reuse what already exists:</w:t>
       </w:r>
     </w:p>
     <w:p>
@@ -1999,12 +2012,12 @@
         <w:pStyle w:val="ListBullet"/>
       </w:pPr>
       <w:r>
-        <w:t>Git is the history store. The "previous" template is just the last</w:t>
-      </w:r>
-    </w:p>
-    <w:p>
-      <w:r>
-        <w:t>committed one — git show HEAD:templates/&lt;ip&gt;.template.yaml — so no separate DLD/template version store is needed.</w:t>
+        <w:t>tools/diff_template.py computes the structured delta between two</w:t>
+      </w:r>
+    </w:p>
+    <w:p>
+      <w:r>
+        <w:t>templates and tags every change with a blast radius — SURGICAL (a localized value or addition: a queue depth, a timing number, a new scenario) or STRUCTURAL (a topology change: an FSM, state, interface, or command added/removed, which may cascade). A single structural change escalates the whole delta so the implementer knows to review before editing surgically. --amend-prompt wraps the delta into a ready-to-send instruction: "here is the current model and tests, here is exactly what changed — make the minimal corresponding edits, do not rewrite."</w:t>
       </w:r>
     </w:p>
     <w:p>
@@ -2012,6 +2025,19 @@
         <w:pStyle w:val="ListBullet"/>
       </w:pPr>
       <w:r>
+        <w:t>Git is the history store. The "previous" template is just the last</w:t>
+      </w:r>
+    </w:p>
+    <w:p>
+      <w:r>
+        <w:t>committed one — git show HEAD:templates/&lt;ip&gt;.template.yaml — so no separate DLD/template version store is needed.</w:t>
+      </w:r>
+    </w:p>
+    <w:p>
+      <w:pPr>
+        <w:pStyle w:val="ListBullet"/>
+      </w:pPr>
+      <w:r>
         <w:t>tools/check_model_provenance.py records, per IP, the hash of the</w:t>
       </w:r>
     </w:p>
@@ -2082,6 +2108,11 @@
     <w:p>
       <w:r>
         <w:t>With that profile, profile.model_file("completion_ip") resolves to sim/models/completion_ip_model.py and profile.model_class("completion_ip") to SimCompletionIp — no tool-code change. This is the seam that turns the pipeline from "builds this repo's models" into "an engine you can point at another codebase." It is being introduced incrementally: the per-IP artifact paths and the model-class convention already route through the profile (the previously duplicated camel-case-plus-Model logic now lives only in target_profile.py); the remaining hardcoded paths each still resolve to the same default and are migrated as the other-framework integration firms up.</w:t>
+      </w:r>
+    </w:p>
+    <w:p>
+      <w:r>
+        <w:t>The tooling is also pip-installable, so pointing it at another codebase no longer requires a clone of this repo alongside it: pip install -e . (or a built wheel) installs an ipmodel console script that dispatches every tool by name (ipmodel run-ci, ipmodel generate-model-scaffold ... — subcommand names are each tool's filename with underscores turned to hyphens). What makes this actually work from outside this repo, not just installable: every tool used to compute its target repo root from its own script location (Path(__file__).resolve().parents[1]), which only resolves correctly inside a clone of this repo. That is replaced with tools/_repo_root.find_repo_root(), which walks upward from the current working directory for target_profile.yaml or .git — the same discovery git/npm/eslint use. So cd into your own repo (with a target_profile.yaml if its layout differs from the defaults) and run ipmodel &lt;command&gt; there; python tools/x.py keeps working identically for local development. The one piece packaging does not close: a scaffolded model imports its logging/Command helpers from this repo's own ip_model_automation.common, so a target repo needs that module importable too. See the README's "Installing As A CLI" section for the full command reference.</w:t>
       </w:r>
     </w:p>
     <w:p>
@@ -4034,6 +4065,19 @@
     <w:p>
       <w:r>
         <w:t>model-class naming, so the same tooling can be pointed at another SimPy codebase; migration of the remaining hardcoded paths is incremental.</w:t>
+      </w:r>
+    </w:p>
+    <w:p>
+      <w:pPr>
+        <w:pStyle w:val="ListBullet"/>
+      </w:pPr>
+      <w:r>
+        <w:t>The tooling is pip-installable: an ipmodel console script dispatches</w:t>
+      </w:r>
+    </w:p>
+    <w:p>
+      <w:r>
+        <w:t>every tool by name, and target-repo root discovery walks up from the current directory (target_profile.yaml or .git) rather than from the tooling's own install location — so pointing the pipeline at another codebase no longer requires cloning this repo alongside it.</w:t>
       </w:r>
     </w:p>
     <w:p>

--- a/docs/project_overview.docx
+++ b/docs/project_overview.docx
@@ -3702,7 +3702,7 @@
           </w:tcPr>
           <w:p>
             <w:r>
-              <w:t>stale — test_arbitration_ip.py changed since this review; a fresh round is owed</w:t>
+              <w:t>current</w:t>
             </w:r>
           </w:p>
         </w:tc>
@@ -3712,7 +3712,7 @@
           </w:tcPr>
           <w:p>
             <w:r>
-              <w:t>M42 (superseded)</w:t>
+              <w:t>none</w:t>
             </w:r>
           </w:p>
         </w:tc>
@@ -3775,7 +3775,7 @@
         <w:pStyle w:val="ListBullet"/>
       </w:pPr>
       <w:r>
-        <w:t>arbitration_ip: M28, M30</w:t>
+        <w:t>arbitration_ip: M28, M30, M44</w:t>
       </w:r>
     </w:p>
     <w:p>

--- a/docs/project_overview.docx
+++ b/docs/project_overview.docx
@@ -3755,6 +3755,48 @@
           <w:p>
             <w:r>
               <w:t>M37 (dismissed)</w:t>
+            </w:r>
+          </w:p>
+        </w:tc>
+      </w:tr>
+      <w:tr>
+        <w:tc>
+          <w:tcPr>
+            <w:tcW w:type="dxa" w:w="2340"/>
+          </w:tcPr>
+          <w:p>
+            <w:r>
+              <w:t>storage_pipeline_subsystem</w:t>
+            </w:r>
+          </w:p>
+        </w:tc>
+        <w:tc>
+          <w:tcPr>
+            <w:tcW w:type="dxa" w:w="2340"/>
+          </w:tcPr>
+          <w:p>
+            <w:r>
+              <w:t>model</w:t>
+            </w:r>
+          </w:p>
+        </w:tc>
+        <w:tc>
+          <w:tcPr>
+            <w:tcW w:type="dxa" w:w="2340"/>
+          </w:tcPr>
+          <w:p>
+            <w:r>
+              <w:t>current</w:t>
+            </w:r>
+          </w:p>
+        </w:tc>
+        <w:tc>
+          <w:tcPr>
+            <w:tcW w:type="dxa" w:w="2340"/>
+          </w:tcPr>
+          <w:p>
+            <w:r>
+              <w:t>none</w:t>
             </w:r>
           </w:p>
         </w:tc>

--- a/docs/project_overview.docx
+++ b/docs/project_overview.docx
@@ -1937,6 +1937,19 @@
     <w:p>
       <w:r>
         <w:t>--agent-timeout kill a hung tool stage or a wedged agent CLI instead of blocking the run forever (defaults 300s / 1800s), and a per-checkout lock file (reports/.auto_ip_pipeline.lock) refuses a second concurrent run rather than letting two runs race on the same pipeline state and generated files — --force-lock overrides a lock that is actually stale.</w:t>
+      </w:r>
+    </w:p>
+    <w:p>
+      <w:pPr>
+        <w:pStyle w:val="ListBullet"/>
+      </w:pPr>
+      <w:r>
+        <w:t>See the cost after spending it: every real run writes</w:t>
+      </w:r>
+    </w:p>
+    <w:p>
+      <w:r>
+        <w:t>reports/&lt;ip&gt;.cost.json — dispatch count and wall-clock seconds per agent stage always, tokens when the dispatched CLI itself reported them (the claude profile's --output-format json result today; a CLI that does not report usage leaves tokens unknown rather than guessed or zeroed). python tools/report_pipeline_cost.py renders it.</w:t>
       </w:r>
     </w:p>
     <w:p>
@@ -4120,6 +4133,19 @@
     <w:p>
       <w:r>
         <w:t>every tool by name, and target-repo root discovery walks up from the current directory (target_profile.yaml or .git) rather than from the tooling's own install location — so pointing the pipeline at another codebase no longer requires cloning this repo alongside it.</w:t>
+      </w:r>
+    </w:p>
+    <w:p>
+      <w:pPr>
+        <w:pStyle w:val="ListBullet"/>
+      </w:pPr>
+      <w:r>
+        <w:t>Agent spend is recorded, not just estimated: reports/&lt;ip&gt;.cost.json</w:t>
+      </w:r>
+    </w:p>
+    <w:p>
+      <w:r>
+        <w:t>tracks real dispatch counts and wall-clock time per stage from every unattended run, plus token counts where the dispatched agent CLI reported them — python tools/report_pipeline_cost.py renders it.</w:t>
       </w:r>
     </w:p>
     <w:p>

--- a/docs/project_overview.docx
+++ b/docs/project_overview.docx
@@ -3810,6 +3810,48 @@
           <w:p>
             <w:r>
               <w:t>none</w:t>
+            </w:r>
+          </w:p>
+        </w:tc>
+      </w:tr>
+      <w:tr>
+        <w:tc>
+          <w:tcPr>
+            <w:tcW w:type="dxa" w:w="2340"/>
+          </w:tcPr>
+          <w:p>
+            <w:r>
+              <w:t>watchdog_ip</w:t>
+            </w:r>
+          </w:p>
+        </w:tc>
+        <w:tc>
+          <w:tcPr>
+            <w:tcW w:type="dxa" w:w="2340"/>
+          </w:tcPr>
+          <w:p>
+            <w:r>
+              <w:t>model</w:t>
+            </w:r>
+          </w:p>
+        </w:tc>
+        <w:tc>
+          <w:tcPr>
+            <w:tcW w:type="dxa" w:w="2340"/>
+          </w:tcPr>
+          <w:p>
+            <w:r>
+              <w:t>stale — watchdog_ip.py changed since this review; a fresh round is owed</w:t>
+            </w:r>
+          </w:p>
+        </w:tc>
+        <w:tc>
+          <w:tcPr>
+            <w:tcW w:type="dxa" w:w="2340"/>
+          </w:tcPr>
+          <w:p>
+            <w:r>
+              <w:t>M1, M2, M3, M4, M5 (superseded)</w:t>
             </w:r>
           </w:p>
         </w:tc>

--- a/docs/project_overview.docx
+++ b/docs/project_overview.docx
@@ -3841,7 +3841,7 @@
           </w:tcPr>
           <w:p>
             <w:r>
-              <w:t>stale — watchdog_ip.py changed since this review; a fresh round is owed</w:t>
+              <w:t>stale — watchdog_ip.template.yaml changed since this review; a fresh round is owed</w:t>
             </w:r>
           </w:p>
         </w:tc>
@@ -3851,7 +3851,7 @@
           </w:tcPr>
           <w:p>
             <w:r>
-              <w:t>M1, M2, M3, M4, M5 (superseded)</w:t>
+              <w:t>M6 (superseded)</w:t>
             </w:r>
           </w:p>
         </w:tc>

--- a/docs/project_overview.docx
+++ b/docs/project_overview.docx
@@ -3851,7 +3851,7 @@
           </w:tcPr>
           <w:p>
             <w:r>
-              <w:t>M6 (superseded)</w:t>
+              <w:t>M7 (superseded)</w:t>
             </w:r>
           </w:p>
         </w:tc>

--- a/docs/project_overview.docx
+++ b/docs/project_overview.docx
@@ -3841,7 +3841,7 @@
           </w:tcPr>
           <w:p>
             <w:r>
-              <w:t>stale — watchdog_ip.template.yaml changed since this review; a fresh round is owed</w:t>
+              <w:t>stale — test_watchdog_ip.py changed since this review; a fresh round is owed</w:t>
             </w:r>
           </w:p>
         </w:tc>
@@ -3851,7 +3851,7 @@
           </w:tcPr>
           <w:p>
             <w:r>
-              <w:t>M7 (superseded)</w:t>
+              <w:t>M8, M9 (superseded)</w:t>
             </w:r>
           </w:p>
         </w:tc>

--- a/docs/project_overview.docx
+++ b/docs/project_overview.docx
@@ -3851,7 +3851,7 @@
           </w:tcPr>
           <w:p>
             <w:r>
-              <w:t>M8, M9 (superseded)</w:t>
+              <w:t>M10 (superseded)</w:t>
             </w:r>
           </w:p>
         </w:tc>

--- a/docs/project_overview.docx
+++ b/docs/project_overview.docx
@@ -3841,7 +3841,7 @@
           </w:tcPr>
           <w:p>
             <w:r>
-              <w:t>stale — test_watchdog_ip.py changed since this review; a fresh round is owed</w:t>
+              <w:t>current</w:t>
             </w:r>
           </w:p>
         </w:tc>
@@ -3851,7 +3851,7 @@
           </w:tcPr>
           <w:p>
             <w:r>
-              <w:t>M10 (superseded)</w:t>
+              <w:t>none</w:t>
             </w:r>
           </w:p>
         </w:tc>

--- a/docs/project_overview.docx
+++ b/docs/project_overview.docx
@@ -3859,7 +3859,7 @@
     </w:tbl>
     <w:p>
       <w:r>
-        <w:t>No normalization review has been run against either live IP yet.</w:t>
+        <w:t>No normalization review has been run against any of the 4 live IPs yet.</w:t>
       </w:r>
     </w:p>
     <w:p>
@@ -3893,7 +3893,7 @@
         <w:pStyle w:val="Heading2"/>
       </w:pPr>
       <w:r>
-        <w:t>Modeled IPs (3)</w:t>
+        <w:t>Modeled IPs (4)</w:t>
       </w:r>
     </w:p>
     <w:tbl>
@@ -3994,6 +3994,28 @@
           </w:p>
         </w:tc>
       </w:tr>
+      <w:tr>
+        <w:tc>
+          <w:tcPr>
+            <w:tcW w:type="dxa" w:w="4680"/>
+          </w:tcPr>
+          <w:p>
+            <w:r>
+              <w:t>watchdog_ip</w:t>
+            </w:r>
+          </w:p>
+        </w:tc>
+        <w:tc>
+          <w:tcPr>
+            <w:tcW w:type="dxa" w:w="4680"/>
+          </w:tcPr>
+          <w:p>
+            <w:r>
+              <w:t>Host-liveness countdown timer: arm/kick/disarm, latched expiry until disarmed, and a timeout configurable independent of any countdown already running.</w:t>
+            </w:r>
+          </w:p>
+        </w:tc>
+      </w:tr>
     </w:tbl>
     <w:p>
       <w:pPr>
@@ -4005,12 +4027,12 @@
     </w:p>
     <w:p>
       <w:r>
-        <w:t>Worth reading before a green run is taken for more than it says. dld_normalization still checks zero documents, because neither IP carries an author source (dlds/&lt;ip&gt;_dld.src.md) — both DLDs were written in-shape from the start, so normalize_dld and review_normalization have never run for real against either one. The subsystem wiring stage inside validate_dld_flow.py also checks zero subsystems.</w:t>
-      </w:r>
-    </w:p>
-    <w:p>
-      <w:r>
-        <w:t>review_model is a different story: both IPs have real review history now. reviews/arbitration_ip.model.findings.yaml carries round ten's pass and reviews/completion_ip.model.findings.yaml carries round eleven's — arbitration_ip has been through six independent rounds since round five (five through ten), completion_ip three (five, six, eleven), each run as an isolated agent with no memory of the session that had just fixed the round before it, and no access to decisions/*.md or any prior round's findings. Every finding any of these rounds filed is fixed or dismissed by name in decisions/&lt;ip&gt;.md. That is not the same claim as "these models are faithful": an empty findings list, or a fully-resolved one, records that a reviewer looked and reported nothing further, which is a weaker claim than "faithful" and must never be read as the stronger one. It is, at least, the opposite of the earlier state this section used to describe — before round five, decisions/ and reviews/ held only their READMEs, and nobody had looked at all.</w:t>
+        <w:t>Worth reading before a green run is taken for more than it says. dld_normalization still checks zero documents, because none of the four IPs carries an author source (dlds/&lt;ip&gt;_dld.src.md) — every DLD was written in-shape from the start, so normalize_dld and review_normalization have never run for real against any of them. The subsystem wiring stage inside validate_dld_flow.py, by contrast, does check a real subsystem now: storage_pipeline_subsystem composes arbitration_ip and completion_ip, and its wiring passes for real, not against a synthetic fixture.</w:t>
+      </w:r>
+    </w:p>
+    <w:p>
+      <w:r>
+        <w:t>review_model is a different story: all four IPs have real review history now. reviews/arbitration_ip.model.findings.yaml carries round ten's pass and reviews/completion_ip.model.findings.yaml carries round eleven's — arbitration_ip has been through six independent rounds since round five (five through ten), completion_ip three (five, six, eleven), each run as an isolated agent with no memory of the session that had just fixed the round before it, and no access to decisions/*.md or any prior round's findings. storage_pipeline_subsystem and watchdog_ip each carry their own real review history the same way — watchdog_ip's in particular went through six dispatches end to end while it was being written, five straight rounds each finding something real before the sixth came back clean, the same isolation and no-memory-of-the-round-before contract throughout. Every finding any of these rounds filed is fixed or dismissed by name in decisions/&lt;ip&gt;.md. That is not the same claim as "these models are faithful": an empty findings list, or a fully-resolved one, records that a reviewer looked and reported nothing further, which is a weaker claim than "faithful" and must never be read as the stronger one. It is, at least, the opposite of the earlier state this section used to describe — before round five, decisions/ and reviews/ held only their READMEs, and nobody had looked at all.</w:t>
       </w:r>
     </w:p>
     <w:p>

--- a/docs/project_overview.docx
+++ b/docs/project_overview.docx
@@ -3626,7 +3626,7 @@
     </w:p>
     <w:p>
       <w:r>
-        <w:t>python tools/run_ci.py runs all ten repo-wide gates in about a minute, and the pre-push hook runs it before anything leaves the machine. The block below is generated by python tools/report_review_status.py --write — never edit it by hand, and python tools/report_review_status.py --check (an EXTRA_CHECKS gate in run_ci.py) fails the moment it drifts from reviews/.findings.yaml and decisions/.md. It deliberately doesn't claim a round count or a lifetime finding total: a fixed finding leaves no durable trace once the code changes (that's what makes its review stale), so only what the current repo state can actually support is stated here.</w:t>
+        <w:t>python tools/run_ci.py runs all eleven repo-wide gates in about a minute, and the pre-push hook runs it before anything leaves the machine. The block below is generated by python tools/report_review_status.py --write — never edit it by hand, and python tools/report_review_status.py --check (an EXTRA_CHECKS gate in run_ci.py) fails the moment it drifts from reviews/.findings.yaml and decisions/.md. It deliberately doesn't claim a round count or a lifetime finding total: a fixed finding leaves no durable trace once the code changes (that's what makes its review stale), so only what the current repo state can actually support is stated here.</w:t>
       </w:r>
     </w:p>
     <w:p>

--- a/docs/project_overview.docx
+++ b/docs/project_overview.docx
@@ -272,6 +272,38 @@
           </w:p>
         </w:tc>
       </w:tr>
+      <w:tr>
+        <w:tc>
+          <w:tcPr>
+            <w:tcW w:type="dxa" w:w="3120"/>
+          </w:tcPr>
+          <w:p>
+            <w:r>
+              <w:t>SystemC model (opt-in)</w:t>
+            </w:r>
+          </w:p>
+        </w:tc>
+        <w:tc>
+          <w:tcPr>
+            <w:tcW w:type="dxa" w:w="3120"/>
+          </w:tcPr>
+          <w:p>
+            <w:r>
+              <w:t>A second, independently-compiled delay model in C++/SystemC, only for an IP whose template names systemc in ip.modeling_backends. Every other IP is unaffected.</w:t>
+            </w:r>
+          </w:p>
+        </w:tc>
+        <w:tc>
+          <w:tcPr>
+            <w:tcW w:type="dxa" w:w="3120"/>
+          </w:tcPr>
+          <w:p>
+            <w:r>
+              <w:t>systemc/models/&lt;ip&gt;.{h,cpp}</w:t>
+            </w:r>
+          </w:p>
+        </w:tc>
+      </w:tr>
     </w:tbl>
     <w:p>
       <w:pPr>
@@ -1711,7 +1743,7 @@
     </w:p>
     <w:p>
       <w:r>
-        <w:t>Beyond those, run_ci.py runs five further checks that are deliberately not pipeline stages — they guard artifacts the pipeline produces rather than steps it runs, so they have no place in the per-IP stage sequence, but a push that breaks one is exactly as broken as a failing test: check_model_provenance.py (every model still matches the template revision it was last amended against), check_dld_normalization.py (every normalized DLD is still faithful to its author source, and human-stamped), check_overview_sync.py (this Word document has not drifted from project_overview.md), check_review_findings.py (every finding either review stage has filed — review_normalization or review_model — is fixed or dismissed by name in decisions/&lt;ip&gt;.md), and report_review_status.py --check (the generated review-status block below is still what reviews/.findings.yaml and decisions/.md actually say). Ten gates in total; python tools/run_ci.py --list prints all of them with their commands.</w:t>
+        <w:t>Beyond those, run_ci.py runs six further checks that are deliberately not pipeline stages — they guard artifacts the pipeline produces rather than steps it runs, so they have no place in the per-IP stage sequence, but a push that breaks one is exactly as broken as a failing test: check_model_provenance.py (every model still matches the template revision it was last amended against), check_dld_normalization.py (every normalized DLD is still faithful to its author source, and human-stamped), check_overview_sync.py (this Word document has not drifted from project_overview.md), check_review_findings.py (every finding either review stage has filed — review_normalization or review_model — is fixed or dismissed by name in decisions/&lt;ip&gt;.md), report_review_status.py --check (the generated review-status block below is still what reviews/.findings.yaml and decisions/.md actually say), and run_systemc_tests.py (every IP whose template opts into the systemc backend still compiles and passes its SystemC testbench — a no-op with zero IPs opted in). Eleven gates in total; python tools/run_ci.py --list prints all of them with their commands.</w:t>
       </w:r>
     </w:p>
     <w:p>
@@ -3903,13 +3935,14 @@
         <w:tblLook w:firstColumn="1" w:firstRow="1" w:lastColumn="0" w:lastRow="0" w:noHBand="0" w:noVBand="1" w:val="04A0"/>
       </w:tblPr>
       <w:tblGrid>
-        <w:gridCol w:w="4680"/>
-        <w:gridCol w:w="4680"/>
+        <w:gridCol w:w="3120"/>
+        <w:gridCol w:w="3120"/>
+        <w:gridCol w:w="3120"/>
       </w:tblGrid>
       <w:tr>
         <w:tc>
           <w:tcPr>
-            <w:tcW w:type="dxa" w:w="4680"/>
+            <w:tcW w:type="dxa" w:w="3120"/>
           </w:tcPr>
           <w:p>
             <w:r>
@@ -3919,7 +3952,7 @@
         </w:tc>
         <w:tc>
           <w:tcPr>
-            <w:tcW w:type="dxa" w:w="4680"/>
+            <w:tcW w:type="dxa" w:w="3120"/>
           </w:tcPr>
           <w:p>
             <w:r>
@@ -3927,11 +3960,21 @@
             </w:r>
           </w:p>
         </w:tc>
+        <w:tc>
+          <w:tcPr>
+            <w:tcW w:type="dxa" w:w="3120"/>
+          </w:tcPr>
+          <w:p>
+            <w:r>
+              <w:t>Backends</w:t>
+            </w:r>
+          </w:p>
+        </w:tc>
       </w:tr>
       <w:tr>
         <w:tc>
           <w:tcPr>
-            <w:tcW w:type="dxa" w:w="4680"/>
+            <w:tcW w:type="dxa" w:w="3120"/>
           </w:tcPr>
           <w:p>
             <w:r>
@@ -3941,7 +3984,7 @@
         </w:tc>
         <w:tc>
           <w:tcPr>
-            <w:tcW w:type="dxa" w:w="4680"/>
+            <w:tcW w:type="dxa" w:w="3120"/>
           </w:tcPr>
           <w:p>
             <w:r>
@@ -3949,11 +3992,21 @@
             </w:r>
           </w:p>
         </w:tc>
+        <w:tc>
+          <w:tcPr>
+            <w:tcW w:type="dxa" w:w="3120"/>
+          </w:tcPr>
+          <w:p>
+            <w:r>
+              <w:t>SimPy</w:t>
+            </w:r>
+          </w:p>
+        </w:tc>
       </w:tr>
       <w:tr>
         <w:tc>
           <w:tcPr>
-            <w:tcW w:type="dxa" w:w="4680"/>
+            <w:tcW w:type="dxa" w:w="3120"/>
           </w:tcPr>
           <w:p>
             <w:r>
@@ -3963,7 +4016,7 @@
         </w:tc>
         <w:tc>
           <w:tcPr>
-            <w:tcW w:type="dxa" w:w="4680"/>
+            <w:tcW w:type="dxa" w:w="3120"/>
           </w:tcPr>
           <w:p>
             <w:r>
@@ -3971,11 +4024,21 @@
             </w:r>
           </w:p>
         </w:tc>
+        <w:tc>
+          <w:tcPr>
+            <w:tcW w:type="dxa" w:w="3120"/>
+          </w:tcPr>
+          <w:p>
+            <w:r>
+              <w:t>SimPy</w:t>
+            </w:r>
+          </w:p>
+        </w:tc>
       </w:tr>
       <w:tr>
         <w:tc>
           <w:tcPr>
-            <w:tcW w:type="dxa" w:w="4680"/>
+            <w:tcW w:type="dxa" w:w="3120"/>
           </w:tcPr>
           <w:p>
             <w:r>
@@ -3985,7 +4048,7 @@
         </w:tc>
         <w:tc>
           <w:tcPr>
-            <w:tcW w:type="dxa" w:w="4680"/>
+            <w:tcW w:type="dxa" w:w="3120"/>
           </w:tcPr>
           <w:p>
             <w:r>
@@ -3993,11 +4056,21 @@
             </w:r>
           </w:p>
         </w:tc>
+        <w:tc>
+          <w:tcPr>
+            <w:tcW w:type="dxa" w:w="3120"/>
+          </w:tcPr>
+          <w:p>
+            <w:r>
+              <w:t>SimPy</w:t>
+            </w:r>
+          </w:p>
+        </w:tc>
       </w:tr>
       <w:tr>
         <w:tc>
           <w:tcPr>
-            <w:tcW w:type="dxa" w:w="4680"/>
+            <w:tcW w:type="dxa" w:w="3120"/>
           </w:tcPr>
           <w:p>
             <w:r>
@@ -4007,11 +4080,21 @@
         </w:tc>
         <w:tc>
           <w:tcPr>
-            <w:tcW w:type="dxa" w:w="4680"/>
+            <w:tcW w:type="dxa" w:w="3120"/>
           </w:tcPr>
           <w:p>
             <w:r>
               <w:t>Host-liveness countdown timer: arm/kick/disarm, latched expiry until disarmed, and a timeout configurable independent of any countdown already running.</w:t>
+            </w:r>
+          </w:p>
+        </w:tc>
+        <w:tc>
+          <w:tcPr>
+            <w:tcW w:type="dxa" w:w="3120"/>
+          </w:tcPr>
+          <w:p>
+            <w:r>
+              <w:t>SimPy, SystemC</w:t>
             </w:r>
           </w:p>
         </w:tc>

--- a/docs/project_overview.docx
+++ b/docs/project_overview.docx
@@ -1489,7 +1489,7 @@
     </w:p>
     <w:p>
       <w:r>
-        <w:t>All Python code in src/, tools/, and tests/ follows one written style guide: skills/ip-model-generation/references/coding_style.md. It has two halves:</w:t>
+        <w:t>All Python code in src/, tools/, and tests/ follows one written style guide: skills/simpy-model-generation/references/coding_style.md. It has two halves:</w:t>
       </w:r>
     </w:p>
     <w:p>
@@ -1623,7 +1623,7 @@
     </w:p>
     <w:p>
       <w:r>
-        <w:t>New models inherit the style at generation time: every prompt pack carries a "Coding Style" section pointing the implementing agent (human or LLM) at the guide, and the generation rules in skills/ip-model-generation/references/model_generation_rules.md include the style check in their validation commands.</w:t>
+        <w:t>New models inherit the style at generation time: every prompt pack carries a "Coding Style" section pointing the implementing agent (human or LLM) at the guide, and the generation rules in skills/simpy-model-generation/references/model_generation_rules.md include the style check in their validation commands.</w:t>
       </w:r>
     </w:p>
     <w:p>
@@ -2288,7 +2288,12 @@
     </w:p>
     <w:p>
       <w:r>
-        <w:t xml:space="preserve">        SK["skills/ip-model-generation/"]</w:t>
+        <w:t xml:space="preserve">        SK1["skills/dld-to-template/"]</w:t>
+      </w:r>
+    </w:p>
+    <w:p>
+      <w:r>
+        <w:t xml:space="preserve">        SK2["skills/simpy-model-generation/"]</w:t>
       </w:r>
     </w:p>
     <w:p>
@@ -2379,7 +2384,12 @@
     </w:p>
     <w:p>
       <w:r>
-        <w:t xml:space="preserve">    SK -.guides.-&gt; T1</w:t>
+        <w:t xml:space="preserve">    SK1 -.guides.-&gt; T1</w:t>
+      </w:r>
+    </w:p>
+    <w:p>
+      <w:r>
+        <w:t xml:space="preserve">    SK2 -.guides.-&gt; MOD</w:t>
       </w:r>
     </w:p>
     <w:p>

--- a/docs/project_overview.docx
+++ b/docs/project_overview.docx
@@ -1743,7 +1743,7 @@
     </w:p>
     <w:p>
       <w:r>
-        <w:t>Beyond those, run_ci.py runs six further checks that are deliberately not pipeline stages — they guard artifacts the pipeline produces rather than steps it runs, so they have no place in the per-IP stage sequence, but a push that breaks one is exactly as broken as a failing test: check_model_provenance.py (every model still matches the template revision it was last amended against), check_dld_normalization.py (every normalized DLD is still faithful to its author source, and human-stamped), check_overview_sync.py (this Word document has not drifted from project_overview.md), check_review_findings.py (every finding either review stage has filed — review_normalization or review_model — is fixed or dismissed by name in decisions/&lt;ip&gt;.md), report_review_status.py --check (the generated review-status block below is still what reviews/.findings.yaml and decisions/.md actually say), and run_systemc_tests.py (every IP whose template opts into the systemc backend still compiles and passes its SystemC testbench — a no-op with zero IPs opted in). Eleven gates in total; python tools/run_ci.py --list prints all of them with their commands.</w:t>
+        <w:t>Beyond those, run_ci.py runs six further checks that are deliberately not pipeline stages — they guard artifacts the pipeline produces rather than steps it runs, so they have no place in the per-IP stage sequence, but a push that breaks one is exactly as broken as a failing test: check_model_provenance.py (every model still matches the template revision it was last amended against), check_dld_normalization.py (every normalized DLD is still faithful to its author source, and human-stamped), check_overview_sync.py (this Word document has not drifted from project_overview.md), check_review_findings.py (every finding either review stage has filed — review_normalization or review_model — is fixed or dismissed by name in decisions/&lt;ip&gt;.md), report_review_status.py --check (the generated review-status block below is still what reviews/.findings.yaml and decisions/.md actually say), and run_systemc_tests.py (every IP whose template opts into the systemc backend still compiles and passes its SystemC testbench — currently arbitration_ip, completion_ip, and watchdog_ip; a no-op for any IP that doesn't opt in). Eleven gates in total; python tools/run_ci.py --list prints all of them with their commands.</w:t>
       </w:r>
     </w:p>
     <w:p>
@@ -3757,7 +3757,7 @@
           </w:tcPr>
           <w:p>
             <w:r>
-              <w:t>current</w:t>
+              <w:t>stale — arbitration_ip.template.yaml changed since this review; a fresh round is owed</w:t>
             </w:r>
           </w:p>
         </w:tc>
@@ -3767,7 +3767,7 @@
           </w:tcPr>
           <w:p>
             <w:r>
-              <w:t>none</w:t>
+              <w:t>-</w:t>
             </w:r>
           </w:p>
         </w:tc>
@@ -3799,7 +3799,7 @@
           </w:tcPr>
           <w:p>
             <w:r>
-              <w:t>current</w:t>
+              <w:t>stale — completion_ip.template.yaml changed since this review; a fresh round is owed</w:t>
             </w:r>
           </w:p>
         </w:tc>
@@ -3809,7 +3809,7 @@
           </w:tcPr>
           <w:p>
             <w:r>
-              <w:t>M37 (dismissed)</w:t>
+              <w:t>M37 (superseded)</w:t>
             </w:r>
           </w:p>
         </w:tc>
@@ -4008,7 +4008,7 @@
           </w:tcPr>
           <w:p>
             <w:r>
-              <w:t>SimPy</w:t>
+              <w:t>SimPy, SystemC</w:t>
             </w:r>
           </w:p>
         </w:tc>
@@ -4040,7 +4040,7 @@
           </w:tcPr>
           <w:p>
             <w:r>
-              <w:t>SimPy</w:t>
+              <w:t>SimPy, SystemC</w:t>
             </w:r>
           </w:p>
         </w:tc>

--- a/docs/project_overview.docx
+++ b/docs/project_overview.docx
@@ -3757,7 +3757,7 @@
           </w:tcPr>
           <w:p>
             <w:r>
-              <w:t>stale — arbitration_ip.template.yaml changed since this review; a fresh round is owed</w:t>
+              <w:t>current</w:t>
             </w:r>
           </w:p>
         </w:tc>
@@ -3767,7 +3767,7 @@
           </w:tcPr>
           <w:p>
             <w:r>
-              <w:t>-</w:t>
+              <w:t>M45 (dismissed)</w:t>
             </w:r>
           </w:p>
         </w:tc>
@@ -3799,7 +3799,7 @@
           </w:tcPr>
           <w:p>
             <w:r>
-              <w:t>stale — completion_ip.template.yaml changed since this review; a fresh round is owed</w:t>
+              <w:t>stale — completion_ip.py changed since this review; a fresh round is owed</w:t>
             </w:r>
           </w:p>
         </w:tc>
@@ -3809,7 +3809,7 @@
           </w:tcPr>
           <w:p>
             <w:r>
-              <w:t>M37 (superseded)</w:t>
+              <w:t>M38, M39 (superseded)</w:t>
             </w:r>
           </w:p>
         </w:tc>
@@ -3914,7 +3914,7 @@
         <w:pStyle w:val="ListBullet"/>
       </w:pPr>
       <w:r>
-        <w:t>arbitration_ip: M28, M30, M44</w:t>
+        <w:t>arbitration_ip: M28, M30, M44, M45</w:t>
       </w:r>
     </w:p>
     <w:p>
@@ -3922,7 +3922,7 @@
         <w:pStyle w:val="ListBullet"/>
       </w:pPr>
       <w:r>
-        <w:t>completion_ip: M15, M33, M36, M37</w:t>
+        <w:t>completion_ip: M15, M33, M36, M37, M39</w:t>
       </w:r>
     </w:p>
     <w:p>

--- a/docs/project_overview.docx
+++ b/docs/project_overview.docx
@@ -3799,7 +3799,7 @@
           </w:tcPr>
           <w:p>
             <w:r>
-              <w:t>stale — completion_ip.py changed since this review; a fresh round is owed</w:t>
+              <w:t>current</w:t>
             </w:r>
           </w:p>
         </w:tc>
@@ -3809,7 +3809,7 @@
           </w:tcPr>
           <w:p>
             <w:r>
-              <w:t>M38, M39 (superseded)</w:t>
+              <w:t>M40 (dismissed)</w:t>
             </w:r>
           </w:p>
         </w:tc>
@@ -3922,7 +3922,7 @@
         <w:pStyle w:val="ListBullet"/>
       </w:pPr>
       <w:r>
-        <w:t>completion_ip: M15, M33, M36, M37, M39</w:t>
+        <w:t>completion_ip: M15, M33, M36, M37, M39, M40</w:t>
       </w:r>
     </w:p>
     <w:p>

--- a/docs/project_overview.docx
+++ b/docs/project_overview.docx
@@ -1743,7 +1743,7 @@
     </w:p>
     <w:p>
       <w:r>
-        <w:t>Beyond those, run_ci.py runs six further checks that are deliberately not pipeline stages — they guard artifacts the pipeline produces rather than steps it runs, so they have no place in the per-IP stage sequence, but a push that breaks one is exactly as broken as a failing test: check_model_provenance.py (every model still matches the template revision it was last amended against), check_dld_normalization.py (every normalized DLD is still faithful to its author source, and human-stamped), check_overview_sync.py (this Word document has not drifted from project_overview.md), check_review_findings.py (every finding either review stage has filed — review_normalization or review_model — is fixed or dismissed by name in decisions/&lt;ip&gt;.md), report_review_status.py --check (the generated review-status block below is still what reviews/.findings.yaml and decisions/.md actually say), and run_systemc_tests.py (every IP whose template opts into the systemc backend still compiles and passes its SystemC testbench — currently arbitration_ip, completion_ip, and watchdog_ip; a no-op for any IP that doesn't opt in). Eleven gates in total; python tools/run_ci.py --list prints all of them with their commands.</w:t>
+        <w:t>Beyond those, run_ci.py runs six further checks that are deliberately not pipeline stages — they guard artifacts the pipeline produces rather than steps it runs, so they have no place in the per-IP stage sequence, but a push that breaks one is exactly as broken as a failing test: check_model_provenance.py (every model still matches the template revision it was last amended against), check_dld_normalization.py (every normalized DLD is still faithful to its author source, and human-stamped), check_overview_sync.py (this Word document has not drifted from project_overview.md), check_review_findings.py (every finding either review stage has filed — review_normalization or review_model — is fixed or dismissed by name in decisions/&lt;ip&gt;.md), report_review_status.py --check (the generated review-status block below is still what reviews/.findings.yaml and decisions/.md actually say), and run_systemc_tests.py (every IP whose template opts into the systemc backend still compiles and passes its SystemC testbench — currently arbitration_ip, completion_ip, storage_pipeline_subsystem, and watchdog_ip; a no-op for any IP that doesn't opt in). Eleven gates in total; python tools/run_ci.py --list prints all of them with their commands.</w:t>
       </w:r>
     </w:p>
     <w:p>
@@ -4072,7 +4072,7 @@
           </w:tcPr>
           <w:p>
             <w:r>
-              <w:t>SimPy</w:t>
+              <w:t>SimPy, SystemC</w:t>
             </w:r>
           </w:p>
         </w:tc>

--- a/docs/project_overview.docx
+++ b/docs/project_overview.docx
@@ -1743,7 +1743,7 @@
     </w:p>
     <w:p>
       <w:r>
-        <w:t>Beyond those, run_ci.py runs six further checks that are deliberately not pipeline stages — they guard artifacts the pipeline produces rather than steps it runs, so they have no place in the per-IP stage sequence, but a push that breaks one is exactly as broken as a failing test: check_model_provenance.py (every model still matches the template revision it was last amended against), check_dld_normalization.py (every normalized DLD is still faithful to its author source, and human-stamped), check_overview_sync.py (this Word document has not drifted from project_overview.md), check_review_findings.py (every finding either review stage has filed — review_normalization or review_model — is fixed or dismissed by name in decisions/&lt;ip&gt;.md), report_review_status.py --check (the generated review-status block below is still what reviews/.findings.yaml and decisions/.md actually say), and run_systemc_tests.py (every IP whose template opts into the systemc backend still compiles and passes its SystemC testbench — a no-op with zero IPs opted in). Eleven gates in total; python tools/run_ci.py --list prints all of them with their commands.</w:t>
+        <w:t>Beyond those, run_ci.py runs six further checks that are deliberately not pipeline stages — they guard artifacts the pipeline produces rather than steps it runs, so they have no place in the per-IP stage sequence, but a push that breaks one is exactly as broken as a failing test: check_model_provenance.py (every model still matches the template revision it was last amended against), check_dld_normalization.py (every normalized DLD is still faithful to its author source, and human-stamped), check_overview_sync.py (this Word document has not drifted from project_overview.md), check_review_findings.py (every finding either review stage has filed — review_normalization or review_model — is fixed or dismissed by name in decisions/&lt;ip&gt;.md), report_review_status.py --check (the generated review-status block below is still what reviews/.findings.yaml and decisions/.md actually say), and run_systemc_tests.py (every IP whose template opts into the systemc backend still compiles and passes its SystemC testbench — currently arbitration_ip, completion_ip, storage_pipeline_subsystem, and watchdog_ip; a no-op for any IP that doesn't opt in). Eleven gates in total; python tools/run_ci.py --list prints all of them with their commands.</w:t>
       </w:r>
     </w:p>
     <w:p>
@@ -3767,7 +3767,7 @@
           </w:tcPr>
           <w:p>
             <w:r>
-              <w:t>none</w:t>
+              <w:t>M45 (dismissed)</w:t>
             </w:r>
           </w:p>
         </w:tc>
@@ -3809,7 +3809,7 @@
           </w:tcPr>
           <w:p>
             <w:r>
-              <w:t>M37 (dismissed)</w:t>
+              <w:t>M40 (dismissed)</w:t>
             </w:r>
           </w:p>
         </w:tc>
@@ -3914,7 +3914,7 @@
         <w:pStyle w:val="ListBullet"/>
       </w:pPr>
       <w:r>
-        <w:t>arbitration_ip: M28, M30, M44</w:t>
+        <w:t>arbitration_ip: M28, M30, M44, M45</w:t>
       </w:r>
     </w:p>
     <w:p>
@@ -3922,7 +3922,7 @@
         <w:pStyle w:val="ListBullet"/>
       </w:pPr>
       <w:r>
-        <w:t>completion_ip: M15, M33, M36, M37</w:t>
+        <w:t>completion_ip: M15, M33, M36, M37, M39, M40</w:t>
       </w:r>
     </w:p>
     <w:p>
@@ -4008,7 +4008,7 @@
           </w:tcPr>
           <w:p>
             <w:r>
-              <w:t>SimPy</w:t>
+              <w:t>SimPy, SystemC</w:t>
             </w:r>
           </w:p>
         </w:tc>
@@ -4040,7 +4040,7 @@
           </w:tcPr>
           <w:p>
             <w:r>
-              <w:t>SimPy</w:t>
+              <w:t>SimPy, SystemC</w:t>
             </w:r>
           </w:p>
         </w:tc>
@@ -4072,7 +4072,7 @@
           </w:tcPr>
           <w:p>
             <w:r>
-              <w:t>SimPy</w:t>
+              <w:t>SimPy, SystemC</w:t>
             </w:r>
           </w:p>
         </w:tc>

--- a/docs/project_overview.docx
+++ b/docs/project_overview.docx
@@ -1733,7 +1733,7 @@
     </w:p>
     <w:p>
       <w:r>
-        <w:t>This is the repo's CI, and it is local by choice — there is no hosted runner. The gate list is read from the harness, so adding a scope: repo stage adds it to CI with no code change. Running locally gives up two things a hosted runner provides, so the tool replaces both: it checks that the declared dependencies are actually installed (locally a gate can quietly depend on a package one machine happens to have), and it warns when the working tree is dirty, because then the files being checked are not the commits being pushed.</w:t>
+        <w:t>This is the repo's CI. .github/workflows/ci.yml runs the identical command on GitHub Actions, against a clean checkout, on every push and pull request — that hosted run is the actual enforcement backstop, showing as a PR status check so a failing gate is visible to a reviewer without anyone running anything locally. The gate list is read from the harness, so adding a scope: repo stage adds it to both the local command and the hosted workflow with no code change. The local hook exists so the same gates can be caught before a push instead of only after one, and it closes two gaps a hosted-only setup would still have for the pre-push case: it checks that the declared dependencies are actually installed (locally a gate can quietly depend on a package one machine happens to have), and it warns when the working tree is dirty, because then the files being checked are not the commits being pushed.</w:t>
       </w:r>
     </w:p>
     <w:p>
@@ -4180,12 +4180,12 @@
         <w:pStyle w:val="ListBullet"/>
       </w:pPr>
       <w:r>
-        <w:t>Every gate runs in one command, locally. python tools/run_ci.py runs the</w:t>
-      </w:r>
-    </w:p>
-    <w:p>
-      <w:r>
-        <w:t>repo-wide gates — read from the harness, so adding a stage adds it to CI — and .githooks/pre-push runs them before a push. There is no hosted CI by choice, so the runner replaces what a hosted one gives free: it checks that the declared dependencies are actually installed, and says so when the working tree is dirty and the files checked are not the commits being pushed.</w:t>
+        <w:t>Every gate runs in one command, and hosted on every PR. `python</w:t>
+      </w:r>
+    </w:p>
+    <w:p>
+      <w:r>
+        <w:t>tools/run_ci.py runs the repo-wide gates — read from the harness, so adding a stage adds it to CI — and .github/workflows/ci.yml runs the same command on GitHub Actions on every push and pull request, so a failing gate shows as a PR status check rather than depending on anyone remembering to run anything. .githooks/pre-push` runs the same gates locally before a push, closing the two gaps a hosted-only setup would still leave for that earlier moment: it checks that the declared dependencies are actually installed, and says so when the working tree is dirty and the files checked are not the commits being pushed.</w:t>
       </w:r>
     </w:p>
     <w:p>
